--- a/17 18 20/04_SQL/raw/4) Ethans DML.docx
+++ b/17 18 20/04_SQL/raw/4) Ethans DML.docx
@@ -67,6 +67,8 @@
         </w:rPr>
         <w:t>UPDATE</w:t>
       </w:r>
+      <w:bookmarkStart w:id="0" w:name="_GoBack"/>
+      <w:bookmarkEnd w:id="0"/>
     </w:p>
     <w:p>
       <w:pPr>
@@ -273,8 +275,6 @@
           <w:szCs w:val="24"/>
         </w:rPr>
       </w:pPr>
-      <w:bookmarkStart w:id="0" w:name="_GoBack"/>
-      <w:bookmarkEnd w:id="0"/>
       <w:r>
         <w:rPr>
           <w:rFonts w:ascii="Courier New" w:hAnsi="Courier New" w:cs="Courier New"/>
@@ -412,6 +412,158 @@
           <w:szCs w:val="24"/>
         </w:rPr>
       </w:pPr>
+    </w:p>
+    <w:p>
+      <w:pPr>
+        <w:spacing w:after="0"/>
+        <w:rPr>
+          <w:rFonts w:ascii="Courier New" w:hAnsi="Courier New" w:cs="Courier New"/>
+          <w:color w:val="70AD47" w:themeColor="accent6"/>
+          <w:sz w:val="24"/>
+          <w:szCs w:val="24"/>
+        </w:rPr>
+      </w:pPr>
+      <w:r>
+        <w:rPr>
+          <w:rFonts w:ascii="Courier New" w:hAnsi="Courier New" w:cs="Courier New"/>
+          <w:color w:val="70AD47" w:themeColor="accent6"/>
+          <w:sz w:val="24"/>
+          <w:szCs w:val="24"/>
+        </w:rPr>
+        <w:tab/>
+        <w:t xml:space="preserve">UPDATE </w:t>
+      </w:r>
+      <w:r>
+        <w:rPr>
+          <w:rFonts w:ascii="Courier New" w:hAnsi="Courier New" w:cs="Courier New"/>
+          <w:color w:val="70AD47" w:themeColor="accent6"/>
+          <w:sz w:val="24"/>
+          <w:szCs w:val="24"/>
+        </w:rPr>
+        <w:t>table_name</w:t>
+      </w:r>
+    </w:p>
+    <w:p>
+      <w:pPr>
+        <w:spacing w:after="0"/>
+        <w:rPr>
+          <w:rFonts w:ascii="Courier New" w:hAnsi="Courier New" w:cs="Courier New"/>
+          <w:color w:val="70AD47" w:themeColor="accent6"/>
+          <w:sz w:val="24"/>
+          <w:szCs w:val="24"/>
+        </w:rPr>
+      </w:pPr>
+      <w:r>
+        <w:rPr>
+          <w:rFonts w:ascii="Courier New" w:hAnsi="Courier New" w:cs="Courier New"/>
+          <w:color w:val="70AD47" w:themeColor="accent6"/>
+          <w:sz w:val="24"/>
+          <w:szCs w:val="24"/>
+        </w:rPr>
+        <w:tab/>
+        <w:t xml:space="preserve">SET </w:t>
+      </w:r>
+      <w:r>
+        <w:rPr>
+          <w:rFonts w:ascii="Courier New" w:hAnsi="Courier New" w:cs="Courier New"/>
+          <w:color w:val="70AD47" w:themeColor="accent6"/>
+          <w:sz w:val="24"/>
+          <w:szCs w:val="24"/>
+        </w:rPr>
+        <w:t>Column_Name</w:t>
+      </w:r>
+      <w:r>
+        <w:rPr>
+          <w:rFonts w:ascii="Courier New" w:hAnsi="Courier New" w:cs="Courier New"/>
+          <w:color w:val="70AD47" w:themeColor="accent6"/>
+          <w:sz w:val="24"/>
+          <w:szCs w:val="24"/>
+        </w:rPr>
+        <w:t xml:space="preserve"> = </w:t>
+      </w:r>
+      <w:r>
+        <w:rPr>
+          <w:rFonts w:ascii="Courier New" w:hAnsi="Courier New" w:cs="Courier New"/>
+          <w:color w:val="70AD47" w:themeColor="accent6"/>
+          <w:sz w:val="24"/>
+          <w:szCs w:val="24"/>
+        </w:rPr>
+        <w:t>‘NewValue”</w:t>
+      </w:r>
+    </w:p>
+    <w:p>
+      <w:pPr>
+        <w:spacing w:after="0"/>
+        <w:rPr>
+          <w:rFonts w:ascii="Courier New" w:hAnsi="Courier New" w:cs="Courier New"/>
+          <w:color w:val="70AD47" w:themeColor="accent6"/>
+          <w:sz w:val="24"/>
+          <w:szCs w:val="24"/>
+        </w:rPr>
+      </w:pPr>
+      <w:r>
+        <w:rPr>
+          <w:rFonts w:ascii="Courier New" w:hAnsi="Courier New" w:cs="Courier New"/>
+          <w:color w:val="70AD47" w:themeColor="accent6"/>
+          <w:sz w:val="24"/>
+          <w:szCs w:val="24"/>
+        </w:rPr>
+        <w:tab/>
+        <w:t>WHERE UserID = 1;</w:t>
+      </w:r>
+    </w:p>
+    <w:p>
+      <w:pPr>
+        <w:spacing w:after="0"/>
+        <w:rPr>
+          <w:rFonts w:ascii="Courier New" w:hAnsi="Courier New" w:cs="Courier New"/>
+          <w:color w:val="70AD47" w:themeColor="accent6"/>
+          <w:sz w:val="24"/>
+          <w:szCs w:val="24"/>
+        </w:rPr>
+      </w:pPr>
+    </w:p>
+    <w:p>
+      <w:pPr>
+        <w:spacing w:after="0"/>
+        <w:rPr>
+          <w:rFonts w:ascii="Courier New" w:hAnsi="Courier New" w:cs="Courier New"/>
+          <w:color w:val="70AD47" w:themeColor="accent6"/>
+          <w:sz w:val="24"/>
+          <w:szCs w:val="24"/>
+        </w:rPr>
+      </w:pPr>
+    </w:p>
+    <w:p>
+      <w:pPr>
+        <w:spacing w:after="0"/>
+        <w:rPr>
+          <w:rFonts w:ascii="Courier New" w:hAnsi="Courier New" w:cs="Courier New"/>
+          <w:color w:val="70AD47" w:themeColor="accent6"/>
+          <w:sz w:val="24"/>
+          <w:szCs w:val="24"/>
+        </w:rPr>
+      </w:pPr>
+      <w:r>
+        <w:rPr>
+          <w:rFonts w:ascii="Courier New" w:hAnsi="Courier New" w:cs="Courier New"/>
+          <w:color w:val="70AD47" w:themeColor="accent6"/>
+          <w:sz w:val="24"/>
+          <w:szCs w:val="24"/>
+        </w:rPr>
+        <w:t>example</w:t>
+      </w:r>
+    </w:p>
+    <w:p>
+      <w:pPr>
+        <w:spacing w:after="0"/>
+        <w:rPr>
+          <w:rFonts w:ascii="Courier New" w:hAnsi="Courier New" w:cs="Courier New"/>
+          <w:color w:val="70AD47" w:themeColor="accent6"/>
+          <w:sz w:val="24"/>
+          <w:szCs w:val="24"/>
+        </w:rPr>
+      </w:pPr>
       <w:r>
         <w:rPr>
           <w:rFonts w:ascii="Courier New" w:hAnsi="Courier New" w:cs="Courier New"/>
@@ -475,6 +627,17 @@
           <w:szCs w:val="24"/>
         </w:rPr>
       </w:pPr>
+    </w:p>
+    <w:p>
+      <w:pPr>
+        <w:spacing w:after="0"/>
+        <w:rPr>
+          <w:rFonts w:ascii="Courier New" w:hAnsi="Courier New" w:cs="Courier New"/>
+          <w:color w:val="70AD47" w:themeColor="accent6"/>
+          <w:sz w:val="24"/>
+          <w:szCs w:val="24"/>
+        </w:rPr>
+      </w:pPr>
       <w:r>
         <w:rPr>
           <w:rFonts w:ascii="Courier New" w:hAnsi="Courier New" w:cs="Courier New"/>
@@ -526,6 +689,79 @@
         </w:rPr>
         <w:t>DELETE – 'Removes specific records from a table.'</w:t>
       </w:r>
+    </w:p>
+    <w:p>
+      <w:pPr>
+        <w:spacing w:after="0"/>
+        <w:rPr>
+          <w:rFonts w:ascii="Courier New" w:hAnsi="Courier New" w:cs="Courier New"/>
+          <w:color w:val="70AD47" w:themeColor="accent6"/>
+          <w:sz w:val="24"/>
+          <w:szCs w:val="24"/>
+        </w:rPr>
+      </w:pPr>
+    </w:p>
+    <w:p>
+      <w:pPr>
+        <w:spacing w:after="0"/>
+        <w:rPr>
+          <w:rFonts w:ascii="Courier New" w:hAnsi="Courier New" w:cs="Courier New"/>
+          <w:color w:val="70AD47" w:themeColor="accent6"/>
+          <w:sz w:val="24"/>
+          <w:szCs w:val="24"/>
+        </w:rPr>
+      </w:pPr>
+      <w:r>
+        <w:rPr>
+          <w:rFonts w:ascii="Courier New" w:hAnsi="Courier New" w:cs="Courier New"/>
+          <w:color w:val="70AD47" w:themeColor="accent6"/>
+          <w:sz w:val="24"/>
+          <w:szCs w:val="24"/>
+        </w:rPr>
+        <w:tab/>
+        <w:t xml:space="preserve">DELETE FROM </w:t>
+      </w:r>
+      <w:r>
+        <w:rPr>
+          <w:rFonts w:ascii="Courier New" w:hAnsi="Courier New" w:cs="Courier New"/>
+          <w:color w:val="70AD47" w:themeColor="accent6"/>
+          <w:sz w:val="24"/>
+          <w:szCs w:val="24"/>
+        </w:rPr>
+        <w:t>table_name</w:t>
+      </w:r>
+    </w:p>
+    <w:p>
+      <w:pPr>
+        <w:spacing w:after="0"/>
+        <w:rPr>
+          <w:rFonts w:ascii="Courier New" w:hAnsi="Courier New" w:cs="Courier New"/>
+          <w:color w:val="70AD47" w:themeColor="accent6"/>
+          <w:sz w:val="24"/>
+          <w:szCs w:val="24"/>
+        </w:rPr>
+      </w:pPr>
+      <w:r>
+        <w:rPr>
+          <w:rFonts w:ascii="Courier New" w:hAnsi="Courier New" w:cs="Courier New"/>
+          <w:color w:val="70AD47" w:themeColor="accent6"/>
+          <w:sz w:val="24"/>
+          <w:szCs w:val="24"/>
+        </w:rPr>
+        <w:tab/>
+        <w:t>WHERE UserID = 1;</w:t>
+      </w:r>
+    </w:p>
+    <w:p>
+      <w:pPr>
+        <w:spacing w:after="0"/>
+        <w:rPr>
+          <w:rFonts w:ascii="Courier New" w:hAnsi="Courier New" w:cs="Courier New"/>
+          <w:color w:val="70AD47" w:themeColor="accent6"/>
+          <w:sz w:val="24"/>
+          <w:szCs w:val="24"/>
+        </w:rPr>
+      </w:pPr>
     </w:p>
     <w:p>
       <w:pPr>
